--- a/fuentes/228144_CF10_DU.docx
+++ b/fuentes/228144_CF10_DU.docx
@@ -492,6 +492,7 @@
     </w:p>
     <w:p>
       <w:pPr>
+        <w:ind w:firstLine="0"/>
         <w:jc w:val="center"/>
         <w:rPr>
           <w:b/>
@@ -3594,6 +3595,7 @@
     </w:p>
     <w:p>
       <w:pPr>
+        <w:ind w:firstLine="0"/>
         <w:rPr>
           <w:lang w:eastAsia="es-CO"/>
         </w:rPr>
@@ -3606,9 +3608,9 @@
           <w:lang w:val="es-ES_tradnl"/>
         </w:rPr>
         <w:drawing>
-          <wp:inline distT="0" distB="0" distL="0" distR="0" wp14:anchorId="7A586477" wp14:editId="2444D0D0">
-            <wp:extent cx="5869858" cy="2866059"/>
-            <wp:effectExtent l="0" t="0" r="0" b="0"/>
+          <wp:inline distT="0" distB="0" distL="0" distR="0" wp14:anchorId="7A586477" wp14:editId="5B14D035">
+            <wp:extent cx="6321287" cy="3086478"/>
+            <wp:effectExtent l="0" t="0" r="3810" b="0"/>
             <wp:docPr id="8" name="Gráfico 8" descr="Figura 1 que representa el ciclo general del desarrollo de software, que inicia con la definición de necesidades, continúa con el análisis y el diseño, avanza hacia la codificación y las pruebas, y finaliza con la validación, el mantenimiento y la evolución continua del sistema."/>
             <wp:cNvGraphicFramePr>
               <a:graphicFrameLocks xmlns:a="http://schemas.openxmlformats.org/drawingml/2006/main" noChangeAspect="1"/>
@@ -3635,7 +3637,7 @@
                   <pic:spPr>
                     <a:xfrm>
                       <a:off x="0" y="0"/>
-                      <a:ext cx="5882307" cy="2872138"/>
+                      <a:ext cx="6346233" cy="3098658"/>
                     </a:xfrm>
                     <a:prstGeom prst="rect">
                       <a:avLst/>
@@ -4435,18 +4437,18 @@
           <w:ilvl w:val="0"/>
           <w:numId w:val="0"/>
         </w:numPr>
-        <w:ind w:left="720"/>
       </w:pPr>
       <w:r>
         <w:rPr>
           <w:rStyle w:val="Extranjerismo"/>
+          <w:noProof/>
           <w:spacing w:val="0"/>
           <w:lang w:val="es-CO"/>
         </w:rPr>
         <w:drawing>
-          <wp:inline distT="0" distB="0" distL="0" distR="0" wp14:anchorId="378CFBC1" wp14:editId="2733E33E">
-            <wp:extent cx="5829300" cy="5925977"/>
-            <wp:effectExtent l="0" t="0" r="0" b="0"/>
+          <wp:inline distT="0" distB="0" distL="0" distR="0" wp14:anchorId="378CFBC1" wp14:editId="57B7CE30">
+            <wp:extent cx="6289481" cy="6393789"/>
+            <wp:effectExtent l="0" t="0" r="0" b="7620"/>
             <wp:docPr id="13" name="Gráfico 13" descr="Figura 2 que contiene un esquema comparativo de las metodologías de desarrollo tradicional (cascada), ágil e híbrida, que muestra sus etapas principales, el flujo de trabajo y las diferencias entre procesos secuenciales, iterativos y combinados dentro del ciclo de desarrollo de software."/>
             <wp:cNvGraphicFramePr>
               <a:graphicFrameLocks xmlns:a="http://schemas.openxmlformats.org/drawingml/2006/main" noChangeAspect="1"/>
@@ -4473,7 +4475,7 @@
                   <pic:spPr>
                     <a:xfrm>
                       <a:off x="0" y="0"/>
-                      <a:ext cx="5837147" cy="5933954"/>
+                      <a:ext cx="6304361" cy="6408915"/>
                     </a:xfrm>
                     <a:prstGeom prst="rect">
                       <a:avLst/>
@@ -4508,14 +4510,14 @@
         <w:rPr>
           <w:lang w:eastAsia="es-CO"/>
         </w:rPr>
-        <w:t xml:space="preserve">, sino también cómo se controla su calidad y cómo se gestionan los cambios durante su construcción. Una correcta selección y aplicación permite optimizar </w:t>
+        <w:t xml:space="preserve">, sino también cómo se controla su calidad y cómo se gestionan los cambios </w:t>
       </w:r>
       <w:r>
         <w:rPr>
           <w:lang w:eastAsia="es-CO"/>
         </w:rPr>
         <w:lastRenderedPageBreak/>
-        <w:t>recursos, mejorar la coordinación del equipo y asegurar resultados alineados con los objetivos del proyecto.</w:t>
+        <w:t>durante su construcción. Una correcta selección y aplicación permite optimizar recursos, mejorar la coordinación del equipo y asegurar resultados alineados con los objetivos del proyecto.</w:t>
       </w:r>
     </w:p>
     <w:p>
@@ -4633,14 +4635,14 @@
         <w:rPr>
           <w:lang w:eastAsia="es-CO"/>
         </w:rPr>
-        <w:t xml:space="preserve">Se fundamentan en un modelo iterativo e incremental, en el cual el desarrollo se realiza en ciclos cortos que permiten obtener entregables funcionales de manera frecuente. Este enfoque facilita la incorporación de cambios, promueve la colaboración </w:t>
+        <w:t xml:space="preserve">Se fundamentan en un modelo iterativo e incremental, en el cual el desarrollo se realiza en ciclos cortos que permiten obtener entregables funcionales de manera </w:t>
       </w:r>
       <w:r>
         <w:rPr>
           <w:lang w:eastAsia="es-CO"/>
         </w:rPr>
         <w:lastRenderedPageBreak/>
-        <w:t>continua con el cliente y el equipo de trabajo, y permite validar el producto de forma constante, adaptándose a entornos dinámicos y necesidades cambiantes.</w:t>
+        <w:t>frecuente. Este enfoque facilita la incorporación de cambios, promueve la colaboración continua con el cliente y el equipo de trabajo, y permite validar el producto de forma constante, adaptándose a entornos dinámicos y necesidades cambiantes.</w:t>
       </w:r>
     </w:p>
     <w:p>
@@ -5171,6 +5173,7 @@
         <w:rPr>
           <w:lang w:eastAsia="es-CO"/>
         </w:rPr>
+        <w:lastRenderedPageBreak/>
         <w:t>El enfoque ágil permite responder rápidamente a cambios.</w:t>
       </w:r>
     </w:p>
@@ -5189,21 +5192,140 @@
         <w:rPr>
           <w:lang w:eastAsia="es-CO"/>
         </w:rPr>
+        <w:t>La interacción continua mejora la calidad del producto final.</w:t>
+      </w:r>
+    </w:p>
+    <w:p>
+      <w:pPr>
+        <w:rPr>
+          <w:lang w:eastAsia="es-CO"/>
+        </w:rPr>
+      </w:pPr>
+      <w:r>
+        <w:rPr>
+          <w:lang w:eastAsia="es-CO"/>
+        </w:rPr>
+        <w:t xml:space="preserve">Estas diferencias también impactan en la gestión de pruebas de </w:t>
+      </w:r>
+      <w:r>
+        <w:rPr>
+          <w:rStyle w:val="Extranjerismo"/>
+        </w:rPr>
+        <w:t>software</w:t>
+      </w:r>
+      <w:r>
+        <w:rPr>
+          <w:lang w:eastAsia="es-CO"/>
+        </w:rPr>
+        <w:t>. En los modelos tradicionales, las pruebas suelen concentrarse en fases finales, lo que puede retrasar la detección de errores. En metodologías ágiles, las pruebas se integran dentro de cada iteración, permitiendo validar continuamente el funcionamiento del sistema.</w:t>
+      </w:r>
+    </w:p>
+    <w:p>
+      <w:pPr>
+        <w:rPr>
+          <w:lang w:eastAsia="es-CO"/>
+        </w:rPr>
+      </w:pPr>
+      <w:r>
+        <w:rPr>
+          <w:lang w:eastAsia="es-CO"/>
+        </w:rPr>
+        <w:t>La elección entre metodologías tradicionales y ágiles no implica que una sea mejor que la otra, sino que depende del contexto del proyecto. En entornos con alta incertidumbre, los enfoques ágiles ofrecen ventajas en adaptabilidad, mientras que, en proyectos con requisitos definidos, los modelos tradicionales permiten mayor control.</w:t>
+      </w:r>
+    </w:p>
+    <w:p>
+      <w:pPr>
+        <w:rPr>
+          <w:lang w:eastAsia="es-CO"/>
+        </w:rPr>
+      </w:pPr>
+      <w:r>
+        <w:rPr>
+          <w:lang w:eastAsia="es-CO"/>
+        </w:rPr>
+        <w:t xml:space="preserve">La diferencia entre metodologías tradicionales y ágiles radica en cómo gestionan el cambio, la planificación y la entrega del </w:t>
+      </w:r>
+      <w:r>
+        <w:rPr>
+          <w:rStyle w:val="Extranjerismo"/>
+        </w:rPr>
+        <w:t>software</w:t>
+      </w:r>
+      <w:r>
+        <w:rPr>
+          <w:lang w:eastAsia="es-CO"/>
+        </w:rPr>
+        <w:t>.</w:t>
+      </w:r>
+    </w:p>
+    <w:p>
+      <w:pPr>
+        <w:rPr>
+          <w:lang w:eastAsia="es-CO"/>
+        </w:rPr>
+      </w:pPr>
+    </w:p>
+    <w:p>
+      <w:pPr>
+        <w:pStyle w:val="Ttulo2"/>
+      </w:pPr>
+      <w:bookmarkStart w:id="5" w:name="_Toc230288409"/>
+      <w:r>
+        <w:t>Marcos de referencia y lecciones aprendidas</w:t>
+      </w:r>
+      <w:bookmarkEnd w:id="5"/>
+    </w:p>
+    <w:p>
+      <w:pPr>
+        <w:rPr>
+          <w:lang w:eastAsia="es-CO"/>
+        </w:rPr>
+      </w:pPr>
+      <w:r>
+        <w:rPr>
+          <w:lang w:eastAsia="es-CO"/>
+        </w:rPr>
+        <w:t xml:space="preserve">En el desarrollo de </w:t>
+      </w:r>
+      <w:r>
+        <w:rPr>
+          <w:rStyle w:val="Extranjerismo"/>
+        </w:rPr>
+        <w:t>software</w:t>
+      </w:r>
+      <w:r>
+        <w:rPr>
+          <w:lang w:eastAsia="es-CO"/>
+        </w:rPr>
+        <w:t>, los marcos de referencia constituyen estructuras de apoyo que orientan la organización del trabajo, la colaboración entre equipos y la mejora de los procesos. A diferencia de las metodologías, estos no definen un flujo rígido de actividades, sino que establecen principios, prácticas y herramientas que pueden adaptarse según el contexto del proyecto.</w:t>
+      </w:r>
+    </w:p>
+    <w:p>
+      <w:pPr>
+        <w:rPr>
+          <w:lang w:eastAsia="es-CO"/>
+        </w:rPr>
+      </w:pPr>
+      <w:r>
+        <w:rPr>
+          <w:lang w:eastAsia="es-CO"/>
+        </w:rPr>
+        <w:t xml:space="preserve">Su implementación permite estandarizar la forma en que se gestionan las tareas, se distribuyen responsabilidades y se controla el avance del desarrollo. Esto resulta especialmente relevante en entornos donde intervienen múltiples equipos o donde se </w:t>
+      </w:r>
+      <w:r>
+        <w:rPr>
+          <w:lang w:eastAsia="es-CO"/>
+        </w:rPr>
         <w:lastRenderedPageBreak/>
-        <w:t>La interacción continua mejora la calidad del producto final.</w:t>
-      </w:r>
-    </w:p>
-    <w:p>
-      <w:pPr>
-        <w:rPr>
-          <w:lang w:eastAsia="es-CO"/>
-        </w:rPr>
-      </w:pPr>
-      <w:r>
-        <w:rPr>
-          <w:lang w:eastAsia="es-CO"/>
-        </w:rPr>
-        <w:t xml:space="preserve">Estas diferencias también impactan en la gestión de pruebas de </w:t>
+        <w:t>requiere mantener consistencia en la entrega de resultados. Para complementar lo explicado, se sugiere analizar la siguiente imagen:</w:t>
+      </w:r>
+    </w:p>
+    <w:p>
+      <w:pPr>
+        <w:pStyle w:val="Figura"/>
+      </w:pPr>
+      <w:r>
+        <w:t xml:space="preserve">Estandarización de procesos y coordinación en el desarrollo de </w:t>
       </w:r>
       <w:r>
         <w:rPr>
@@ -5211,123 +5333,10 @@
         </w:rPr>
         <w:t>software</w:t>
       </w:r>
-      <w:r>
-        <w:rPr>
-          <w:lang w:eastAsia="es-CO"/>
-        </w:rPr>
-        <w:t>. En los modelos tradicionales, las pruebas suelen concentrarse en fases finales, lo que puede retrasar la detección de errores. En metodologías ágiles, las pruebas se integran dentro de cada iteración, permitiendo validar continuamente el funcionamiento del sistema.</w:t>
-      </w:r>
-    </w:p>
-    <w:p>
-      <w:pPr>
-        <w:rPr>
-          <w:lang w:eastAsia="es-CO"/>
-        </w:rPr>
-      </w:pPr>
-      <w:r>
-        <w:rPr>
-          <w:lang w:eastAsia="es-CO"/>
-        </w:rPr>
-        <w:t>La elección entre metodologías tradicionales y ágiles no implica que una sea mejor que la otra, sino que depende del contexto del proyecto. En entornos con alta incertidumbre, los enfoques ágiles ofrecen ventajas en adaptabilidad, mientras que, en proyectos con requisitos definidos, los modelos tradicionales permiten mayor control.</w:t>
-      </w:r>
-    </w:p>
-    <w:p>
-      <w:pPr>
-        <w:rPr>
-          <w:lang w:eastAsia="es-CO"/>
-        </w:rPr>
-      </w:pPr>
-      <w:r>
-        <w:rPr>
-          <w:lang w:eastAsia="es-CO"/>
-        </w:rPr>
-        <w:t xml:space="preserve">La diferencia entre metodologías tradicionales y ágiles radica en cómo gestionan el cambio, la planificación y la entrega del </w:t>
-      </w:r>
-      <w:r>
-        <w:rPr>
-          <w:rStyle w:val="Extranjerismo"/>
-        </w:rPr>
-        <w:t>software</w:t>
-      </w:r>
-      <w:r>
-        <w:rPr>
-          <w:lang w:eastAsia="es-CO"/>
-        </w:rPr>
-        <w:t>.</w:t>
-      </w:r>
-    </w:p>
-    <w:p>
-      <w:pPr>
-        <w:rPr>
-          <w:lang w:eastAsia="es-CO"/>
-        </w:rPr>
-      </w:pPr>
-    </w:p>
-    <w:p>
-      <w:pPr>
-        <w:pStyle w:val="Ttulo2"/>
-      </w:pPr>
-      <w:bookmarkStart w:id="5" w:name="_Toc230288409"/>
-      <w:r>
-        <w:t>Marcos de referencia y lecciones aprendidas</w:t>
-      </w:r>
-      <w:bookmarkEnd w:id="5"/>
-    </w:p>
-    <w:p>
-      <w:pPr>
-        <w:rPr>
-          <w:lang w:eastAsia="es-CO"/>
-        </w:rPr>
-      </w:pPr>
-      <w:r>
-        <w:rPr>
-          <w:lang w:eastAsia="es-CO"/>
-        </w:rPr>
-        <w:t xml:space="preserve">En el desarrollo de </w:t>
-      </w:r>
-      <w:r>
-        <w:rPr>
-          <w:rStyle w:val="Extranjerismo"/>
-        </w:rPr>
-        <w:t>software</w:t>
-      </w:r>
-      <w:r>
-        <w:rPr>
-          <w:lang w:eastAsia="es-CO"/>
-        </w:rPr>
-        <w:t>, los marcos de referencia constituyen estructuras de apoyo que orientan la organización del trabajo, la colaboración entre equipos y la mejora de los procesos. A diferencia de las metodologías, estos no definen un flujo rígido de actividades, sino que establecen principios, prácticas y herramientas que pueden adaptarse según el contexto del proyecto.</w:t>
-      </w:r>
-    </w:p>
-    <w:p>
-      <w:pPr>
-        <w:rPr>
-          <w:lang w:eastAsia="es-CO"/>
-        </w:rPr>
-      </w:pPr>
-      <w:r>
-        <w:rPr>
-          <w:lang w:eastAsia="es-CO"/>
-        </w:rPr>
-        <w:t>Su implementación permite estandarizar la forma en que se gestionan las tareas, se distribuyen responsabilidades y se controla el avance del desarrollo. Esto resulta especialmente relevante en entornos donde intervienen múltiples equipos o donde se requiere mantener consistencia en la entrega de resultados. Para complementar lo explicado, se sugiere analizar la siguiente imagen:</w:t>
-      </w:r>
-    </w:p>
-    <w:p>
-      <w:pPr>
-        <w:pStyle w:val="Figura"/>
-      </w:pPr>
-      <w:r>
-        <w:lastRenderedPageBreak/>
-        <w:t xml:space="preserve">Estandarización de procesos y coordinación en el desarrollo de </w:t>
-      </w:r>
-      <w:r>
-        <w:rPr>
-          <w:rStyle w:val="Extranjerismo"/>
-        </w:rPr>
-        <w:t>software</w:t>
-      </w:r>
-    </w:p>
-    <w:p>
-      <w:pPr>
+    </w:p>
+    <w:p>
+      <w:pPr>
+        <w:ind w:firstLine="0"/>
         <w:jc w:val="center"/>
         <w:rPr>
           <w:lang w:eastAsia="es-CO"/>
@@ -5342,9 +5351,9 @@
           <w14:ligatures w14:val="standardContextual"/>
         </w:rPr>
         <w:drawing>
-          <wp:inline distT="0" distB="0" distL="0" distR="0" wp14:anchorId="219F33BA" wp14:editId="1FAE274B">
-            <wp:extent cx="5845628" cy="2670746"/>
-            <wp:effectExtent l="0" t="0" r="3175" b="0"/>
+          <wp:inline distT="0" distB="0" distL="0" distR="0" wp14:anchorId="219F33BA" wp14:editId="313C9F65">
+            <wp:extent cx="6300072" cy="2878372"/>
+            <wp:effectExtent l="0" t="0" r="5715" b="0"/>
             <wp:docPr id="15" name="Gráfico 15" descr="Figura 3 que relaciona las metodologías ágiles Kanban vs. Scrum, mostrando las columnas To Do, Doing y Done, junto con elementos como Team Sprint, Daily Scrum Meeting y Product Increment."/>
             <wp:cNvGraphicFramePr>
               <a:graphicFrameLocks xmlns:a="http://schemas.openxmlformats.org/drawingml/2006/main" noChangeAspect="1"/>
@@ -5371,7 +5380,7 @@
                   <pic:spPr>
                     <a:xfrm>
                       <a:off x="0" y="0"/>
-                      <a:ext cx="5894347" cy="2693005"/>
+                      <a:ext cx="6372836" cy="2911616"/>
                     </a:xfrm>
                     <a:prstGeom prst="rect">
                       <a:avLst/>
@@ -5469,6 +5478,20 @@
     </w:p>
     <w:p>
       <w:pPr>
+        <w:rPr>
+          <w:lang w:eastAsia="es-CO"/>
+        </w:rPr>
+      </w:pPr>
+    </w:p>
+    <w:p>
+      <w:pPr>
+        <w:rPr>
+          <w:lang w:eastAsia="es-CO"/>
+        </w:rPr>
+      </w:pPr>
+    </w:p>
+    <w:p>
+      <w:pPr>
         <w:pStyle w:val="Prrafodelista"/>
         <w:numPr>
           <w:ilvl w:val="0"/>
@@ -5486,6 +5509,7 @@
           <w:bCs/>
           <w:lang w:eastAsia="es-CO"/>
         </w:rPr>
+        <w:lastRenderedPageBreak/>
         <w:t>DevOps</w:t>
       </w:r>
     </w:p>
@@ -5524,7 +5548,6 @@
         <w:rPr>
           <w:lang w:eastAsia="es-CO"/>
         </w:rPr>
-        <w:lastRenderedPageBreak/>
         <w:t>La adopción de estos marcos no implica su aplicación literal. En la práctica, los equipos ajustan sus principios a las condiciones reales del proyecto, lo que genera variaciones en su implementación. Esta adaptación es necesaria para responder a factores como el tamaño del equipo, la complejidad del sistema y el nivel de interacción con el usuario.</w:t>
       </w:r>
     </w:p>
@@ -5630,6 +5653,7 @@
         <w:rPr>
           <w:lang w:eastAsia="es-CO"/>
         </w:rPr>
+        <w:lastRenderedPageBreak/>
         <w:t>Facilitan la mejora de procesos.</w:t>
       </w:r>
     </w:p>
@@ -5663,13 +5687,6 @@
         </w:rPr>
         <w:t>Y se accionan con la siguiente información:</w:t>
       </w:r>
-    </w:p>
-    <w:p>
-      <w:pPr>
-        <w:rPr>
-          <w:lang w:eastAsia="es-CO"/>
-        </w:rPr>
-      </w:pPr>
     </w:p>
     <w:p>
       <w:pPr>
@@ -6192,14 +6209,8 @@
         <w:rPr>
           <w:lang w:eastAsia="es-CO"/>
         </w:rPr>
-        <w:t xml:space="preserve">Este proceso de aprendizaje continuo permite a los equipos evolucionar progresivamente, fortaleciendo su capacidad para enfrentar nuevos proyectos con </w:t>
-      </w:r>
-      <w:r>
-        <w:rPr>
-          <w:lang w:eastAsia="es-CO"/>
-        </w:rPr>
         <w:lastRenderedPageBreak/>
-        <w:t xml:space="preserve">mayor eficiencia. A medida que se acumula experiencia, se reducen los errores, se optimiza el uso de recursos y se mejora la calidad del </w:t>
+        <w:t xml:space="preserve">Este proceso de aprendizaje continuo permite a los equipos evolucionar progresivamente, fortaleciendo su capacidad para enfrentar nuevos proyectos con mayor eficiencia. A medida que se acumula experiencia, se reducen los errores, se optimiza el uso de recursos y se mejora la calidad del </w:t>
       </w:r>
       <w:r>
         <w:rPr>
@@ -6840,6 +6851,7 @@
     </w:p>
     <w:p>
       <w:pPr>
+        <w:ind w:firstLine="0"/>
         <w:jc w:val="center"/>
         <w:rPr>
           <w:lang w:eastAsia="es-CO"/>
@@ -6855,9 +6867,9 @@
           <w14:ligatures w14:val="standardContextual"/>
         </w:rPr>
         <w:drawing>
-          <wp:inline distT="0" distB="0" distL="0" distR="0" wp14:anchorId="18B7E2FF" wp14:editId="5649E7D7">
-            <wp:extent cx="5855780" cy="3037114"/>
-            <wp:effectExtent l="0" t="0" r="0" b="0"/>
+          <wp:inline distT="0" distB="0" distL="0" distR="0" wp14:anchorId="18B7E2FF" wp14:editId="53A3DF00">
+            <wp:extent cx="6285590" cy="3260035"/>
+            <wp:effectExtent l="0" t="0" r="1270" b="0"/>
             <wp:docPr id="16" name="Gráfico 16" descr="Figura 4 que contiene un esquema de los tipos de pruebas de software, mostrando la clasificación entre pruebas funcionales y no funcionales, niveles de prueba como unitarias, de integración y de sistema, enfoques de diseño como caja blanca, negra y gris, así como pruebas manuales, automatizadas, de rendimiento, carga, estrés, escalabilidad, compatibilidad, usabilidad y estabilidad."/>
             <wp:cNvGraphicFramePr>
               <a:graphicFrameLocks xmlns:a="http://schemas.openxmlformats.org/drawingml/2006/main" noChangeAspect="1"/>
@@ -6884,7 +6896,7 @@
                   <pic:spPr>
                     <a:xfrm>
                       <a:off x="0" y="0"/>
-                      <a:ext cx="5867189" cy="3043031"/>
+                      <a:ext cx="6314368" cy="3274961"/>
                     </a:xfrm>
                     <a:prstGeom prst="rect">
                       <a:avLst/>
@@ -7370,6 +7382,7 @@
     </w:p>
     <w:p>
       <w:pPr>
+        <w:ind w:firstLine="0"/>
         <w:jc w:val="center"/>
         <w:rPr>
           <w:lang w:eastAsia="es-CO"/>
@@ -7384,9 +7397,9 @@
           <w14:ligatures w14:val="standardContextual"/>
         </w:rPr>
         <w:drawing>
-          <wp:inline distT="0" distB="0" distL="0" distR="0" wp14:anchorId="7166A774" wp14:editId="2BA87786">
-            <wp:extent cx="5861957" cy="2701133"/>
-            <wp:effectExtent l="0" t="0" r="5715" b="4445"/>
+          <wp:inline distT="0" distB="0" distL="0" distR="0" wp14:anchorId="7166A774" wp14:editId="69663907">
+            <wp:extent cx="6246599" cy="2878372"/>
+            <wp:effectExtent l="0" t="0" r="1905" b="0"/>
             <wp:docPr id="17" name="Gráfico 17" descr="Figura 5 que muestra los niveles de pruebas de software y su aplicación dentro del proceso de desarrollo de manera piramidal, desde las pruebas unitarias enfocadas en componentes pequeños y aislados, pasando por las pruebas de integración que verifican el trabajo conjunto de los módulos, hasta las pruebas de interfaz y extremo a extremo, que evalúan flujos críticos del sistema mediante pruebas automáticas y manuales."/>
             <wp:cNvGraphicFramePr>
               <a:graphicFrameLocks xmlns:a="http://schemas.openxmlformats.org/drawingml/2006/main" noChangeAspect="1"/>
@@ -7413,7 +7426,7 @@
                   <pic:spPr>
                     <a:xfrm>
                       <a:off x="0" y="0"/>
-                      <a:ext cx="5872797" cy="2706128"/>
+                      <a:ext cx="6272390" cy="2890256"/>
                     </a:xfrm>
                     <a:prstGeom prst="rect">
                       <a:avLst/>
@@ -9563,6 +9576,13 @@
     </w:p>
     <w:p>
       <w:pPr>
+        <w:rPr>
+          <w:lang w:eastAsia="es-CO"/>
+        </w:rPr>
+      </w:pPr>
+    </w:p>
+    <w:p>
+      <w:pPr>
         <w:pStyle w:val="Figura"/>
       </w:pPr>
       <w:r>
@@ -9581,6 +9601,7 @@
     </w:p>
     <w:p>
       <w:pPr>
+        <w:ind w:firstLine="0"/>
         <w:rPr>
           <w:lang w:eastAsia="es-CO"/>
         </w:rPr>
@@ -9594,9 +9615,9 @@
           <w14:ligatures w14:val="standardContextual"/>
         </w:rPr>
         <w:drawing>
-          <wp:inline distT="0" distB="0" distL="0" distR="0" wp14:anchorId="18F912E9" wp14:editId="6721C176">
-            <wp:extent cx="5848028" cy="2952750"/>
-            <wp:effectExtent l="0" t="0" r="635" b="0"/>
+          <wp:inline distT="0" distB="0" distL="0" distR="0" wp14:anchorId="18F912E9" wp14:editId="43A346A3">
+            <wp:extent cx="6330632" cy="3196424"/>
+            <wp:effectExtent l="0" t="0" r="0" b="4445"/>
             <wp:docPr id="18" name="Gráfico 18" descr="Figura 6 que representa el flujo de trabajo del proceso de pruebas de software, mostrando la interacción entre el gestor de pruebas, el gerente de proyecto y los servidores de compilación, base de datos y prueba, así como las actividades de configuración, notificación de versiones y liberación dentro del entorno de prueba.&#10;"/>
             <wp:cNvGraphicFramePr>
               <a:graphicFrameLocks xmlns:a="http://schemas.openxmlformats.org/drawingml/2006/main" noChangeAspect="1"/>
@@ -9623,7 +9644,7 @@
                   <pic:spPr>
                     <a:xfrm>
                       <a:off x="0" y="0"/>
-                      <a:ext cx="5854689" cy="2956113"/>
+                      <a:ext cx="6349091" cy="3205744"/>
                     </a:xfrm>
                     <a:prstGeom prst="rect">
                       <a:avLst/>
@@ -10423,6 +10444,7 @@
     </w:p>
     <w:p>
       <w:pPr>
+        <w:ind w:firstLine="0"/>
         <w:jc w:val="center"/>
         <w:rPr>
           <w:lang w:eastAsia="es-CO"/>
@@ -10437,9 +10459,9 @@
           <w:lang w:val="es-ES_tradnl"/>
         </w:rPr>
         <w:drawing>
-          <wp:inline distT="0" distB="0" distL="0" distR="0" wp14:anchorId="26276371" wp14:editId="0D54FC7B">
-            <wp:extent cx="5845750" cy="4000500"/>
-            <wp:effectExtent l="0" t="0" r="3175" b="0"/>
+          <wp:inline distT="0" distB="0" distL="0" distR="0" wp14:anchorId="26276371" wp14:editId="6BAC2069">
+            <wp:extent cx="6289481" cy="4304165"/>
+            <wp:effectExtent l="0" t="0" r="0" b="1270"/>
             <wp:docPr id="19" name="Gráfico 19" descr="Figura 7 que relaciona un esquema en el que se distinguen las técnicas estáticas y dinámicas, así como los métodos de prueba de caja negra y caja blanca, además de aquellas basadas en la experiencia del evaluador."/>
             <wp:cNvGraphicFramePr>
               <a:graphicFrameLocks xmlns:a="http://schemas.openxmlformats.org/drawingml/2006/main" noChangeAspect="1"/>
@@ -10466,7 +10488,7 @@
                   <pic:spPr>
                     <a:xfrm>
                       <a:off x="0" y="0"/>
-                      <a:ext cx="5907106" cy="4042489"/>
+                      <a:ext cx="6368430" cy="4358193"/>
                     </a:xfrm>
                     <a:prstGeom prst="rect">
                       <a:avLst/>
@@ -10683,6 +10705,7 @@
     </w:p>
     <w:p>
       <w:pPr>
+        <w:ind w:firstLine="0"/>
         <w:jc w:val="center"/>
         <w:rPr>
           <w:lang w:eastAsia="es-CO"/>
@@ -10700,9 +10723,9 @@
           <w14:ligatures w14:val="standardContextual"/>
         </w:rPr>
         <w:drawing>
-          <wp:inline distT="0" distB="0" distL="0" distR="0" wp14:anchorId="11D25C4E" wp14:editId="2D20EED8">
-            <wp:extent cx="5812972" cy="1983127"/>
-            <wp:effectExtent l="0" t="0" r="0" b="0"/>
+          <wp:inline distT="0" distB="0" distL="0" distR="0" wp14:anchorId="11D25C4E" wp14:editId="588DF485">
+            <wp:extent cx="6281531" cy="2142979"/>
+            <wp:effectExtent l="0" t="0" r="5080" b="0"/>
             <wp:docPr id="20" name="Gráfico 20" descr="Figura 8 que muestra el ciclo de desarrollo dirigido por pruebas (TDD), en el cual se inicia escribiendo una prueba que falla (rojo), se desarrolla el código mínimo para que funcione correctamente (verde) y finalmente se refactoriza el código eliminando redundancias sin afectar su comportamiento."/>
             <wp:cNvGraphicFramePr>
               <a:graphicFrameLocks xmlns:a="http://schemas.openxmlformats.org/drawingml/2006/main" noChangeAspect="1"/>
@@ -10729,7 +10752,7 @@
                   <pic:spPr>
                     <a:xfrm>
                       <a:off x="0" y="0"/>
-                      <a:ext cx="5821307" cy="1985971"/>
+                      <a:ext cx="6320361" cy="2156226"/>
                     </a:xfrm>
                     <a:prstGeom prst="rect">
                       <a:avLst/>
@@ -12138,6 +12161,7 @@
     </w:p>
     <w:p>
       <w:pPr>
+        <w:ind w:firstLine="0"/>
         <w:jc w:val="center"/>
         <w:rPr>
           <w:lang w:eastAsia="es-CO"/>
@@ -12154,8 +12178,8 @@
           <w14:ligatures w14:val="standardContextual"/>
         </w:rPr>
         <w:drawing>
-          <wp:inline distT="0" distB="0" distL="0" distR="0" wp14:anchorId="3F18314D" wp14:editId="2F2A0235">
-            <wp:extent cx="5838825" cy="3263114"/>
+          <wp:inline distT="0" distB="0" distL="0" distR="0" wp14:anchorId="3F18314D" wp14:editId="2F204FFA">
+            <wp:extent cx="6288596" cy="3514476"/>
             <wp:effectExtent l="0" t="0" r="0" b="0"/>
             <wp:docPr id="21" name="Gráfico 21" descr="Figura 9 que ilustra las medidas de control y protección de la información en el proceso de pruebas de software, mostrando su aplicación a lo largo de las fases de requisitos, diseño, implementación, pruebas y despliegue, mediante actividades como requisitos de seguridad, evaluación de riesgos, modelado de amenazas, codificación segura, análisis SAST y SCA, pruebas de seguridad, VAPT y revisión de configuraciones."/>
             <wp:cNvGraphicFramePr>
@@ -12183,7 +12207,7 @@
                   <pic:spPr>
                     <a:xfrm>
                       <a:off x="0" y="0"/>
-                      <a:ext cx="5845414" cy="3266797"/>
+                      <a:ext cx="6304863" cy="3523567"/>
                     </a:xfrm>
                     <a:prstGeom prst="rect">
                       <a:avLst/>
@@ -13935,6 +13959,7 @@
     </w:p>
     <w:p>
       <w:pPr>
+        <w:ind w:firstLine="0"/>
         <w:rPr>
           <w:lang w:eastAsia="es-CO"/>
         </w:rPr>
@@ -13950,9 +13975,9 @@
           <w14:ligatures w14:val="standardContextual"/>
         </w:rPr>
         <w:drawing>
-          <wp:inline distT="0" distB="0" distL="0" distR="0" wp14:anchorId="55622B20" wp14:editId="3A2EA407">
-            <wp:extent cx="5878286" cy="2484065"/>
-            <wp:effectExtent l="0" t="0" r="0" b="0"/>
+          <wp:inline distT="0" distB="0" distL="0" distR="0" wp14:anchorId="55622B20" wp14:editId="21AF4B70">
+            <wp:extent cx="6303341" cy="2663687"/>
+            <wp:effectExtent l="0" t="0" r="2540" b="3810"/>
             <wp:docPr id="22" name="Gráfico 22" descr="Figura 10 que presenta la clasificación de las métricas de cobertura de pruebas de software, agrupando las medidas de cobertura funcional, de datos y de código. La figura incluye métricas como cobertura de funciones, resultados y cadenas de funciones; cobertura de valores, atributos y objetos; y cobertura de declaraciones, métodos, sucursales, rutas y estados, integradas dentro de las medidas de cobertura de pruebas (TCOV-1), utilizadas para evaluar el nivel de prueba alcanzado."/>
             <wp:cNvGraphicFramePr>
               <a:graphicFrameLocks xmlns:a="http://schemas.openxmlformats.org/drawingml/2006/main" noChangeAspect="1"/>
@@ -13979,7 +14004,7 @@
                   <pic:spPr>
                     <a:xfrm>
                       <a:off x="0" y="0"/>
-                      <a:ext cx="5886968" cy="2487734"/>
+                      <a:ext cx="6341371" cy="2679758"/>
                     </a:xfrm>
                     <a:prstGeom prst="rect">
                       <a:avLst/>
@@ -14015,6 +14040,7 @@
         <w:rPr>
           <w:lang w:eastAsia="es-CO"/>
         </w:rPr>
+        <w:lastRenderedPageBreak/>
         <w:t xml:space="preserve">El rendimiento del sistema evalúa la capacidad del </w:t>
       </w:r>
       <w:r>
@@ -14027,166 +14053,165 @@
         <w:rPr>
           <w:lang w:eastAsia="es-CO"/>
         </w:rPr>
-        <w:t xml:space="preserve"> para responder de manera eficiente bajo diferentes condiciones de carga. Este aspecto es fundamental en </w:t>
+        <w:t xml:space="preserve"> para responder de manera eficiente bajo diferentes condiciones de carga. Este aspecto es fundamental en sistemas que requieren procesar grandes volúmenes de información o atender múltiples usuarios simultáneamente. </w:t>
+      </w:r>
+    </w:p>
+    <w:p>
+      <w:pPr>
+        <w:rPr>
+          <w:lang w:eastAsia="es-CO"/>
+        </w:rPr>
+      </w:pPr>
+      <w:r>
+        <w:rPr>
+          <w:lang w:eastAsia="es-CO"/>
+        </w:rPr>
+        <w:t xml:space="preserve">La relación entre ejecución, cobertura y rendimiento permite evaluar el sistema de manera integral, considerando tanto el cumplimiento de funcionalidades como su comportamiento bajo condiciones reales. Esta combinación proporciona una visión completa del estado del </w:t>
+      </w:r>
+      <w:r>
+        <w:rPr>
+          <w:rStyle w:val="Extranjerismo"/>
+        </w:rPr>
+        <w:t>software</w:t>
+      </w:r>
+      <w:r>
+        <w:rPr>
+          <w:lang w:eastAsia="es-CO"/>
+        </w:rPr>
+        <w:t>.</w:t>
+      </w:r>
+    </w:p>
+    <w:p>
+      <w:pPr>
+        <w:rPr>
+          <w:lang w:eastAsia="es-CO"/>
+        </w:rPr>
+      </w:pPr>
+      <w:r>
+        <w:rPr>
+          <w:lang w:eastAsia="es-CO"/>
+        </w:rPr>
+        <w:t xml:space="preserve">Estas actividades se integran en procesos automatizados que permiten ejecutar pruebas, medir cobertura y analizar rendimiento de forma continua. Esto mejora la calidad del </w:t>
+      </w:r>
+      <w:r>
+        <w:rPr>
+          <w:rStyle w:val="Extranjerismo"/>
+        </w:rPr>
+        <w:t>software</w:t>
+      </w:r>
+      <w:r>
+        <w:rPr>
+          <w:lang w:eastAsia="es-CO"/>
+        </w:rPr>
+        <w:t xml:space="preserve"> y facilita la detección temprana de problemas.</w:t>
+      </w:r>
+    </w:p>
+    <w:p>
+      <w:pPr>
+        <w:rPr>
+          <w:lang w:eastAsia="es-CO"/>
+        </w:rPr>
+      </w:pPr>
+      <w:r>
+        <w:rPr>
+          <w:lang w:eastAsia="es-CO"/>
+        </w:rPr>
+        <w:t xml:space="preserve">La correcta aplicación de estos elementos permite garantizar que el </w:t>
+      </w:r>
+      <w:r>
+        <w:rPr>
+          <w:rStyle w:val="Extranjerismo"/>
+        </w:rPr>
+        <w:t>software</w:t>
+      </w:r>
+      <w:r>
+        <w:rPr>
+          <w:lang w:eastAsia="es-CO"/>
+        </w:rPr>
+        <w:t xml:space="preserve"> no solo cumpla con los requisitos, sino que también funcione de manera eficiente y estable, asegurando su calidad antes de su implementación.</w:t>
+      </w:r>
+    </w:p>
+    <w:p>
+      <w:pPr>
+        <w:rPr>
+          <w:lang w:eastAsia="es-CO"/>
+        </w:rPr>
+      </w:pPr>
+    </w:p>
+    <w:p>
+      <w:pPr>
+        <w:pStyle w:val="Ttulo2"/>
+      </w:pPr>
+      <w:bookmarkStart w:id="48" w:name="_Toc230288431"/>
+      <w:r>
+        <w:t>Plan</w:t>
+      </w:r>
+      <w:r>
+        <w:t xml:space="preserve"> de certificación y gestión de incidencias</w:t>
+      </w:r>
+      <w:bookmarkEnd w:id="48"/>
+    </w:p>
+    <w:p>
+      <w:pPr>
+        <w:rPr>
+          <w:lang w:eastAsia="es-CO"/>
+        </w:rPr>
+      </w:pPr>
+      <w:r>
+        <w:rPr>
+          <w:lang w:eastAsia="es-CO"/>
+        </w:rPr>
+        <w:t>El</w:t>
+      </w:r>
+      <w:r>
+        <w:rPr>
+          <w:lang w:eastAsia="es-CO"/>
+        </w:rPr>
+        <w:t xml:space="preserve"> plan de certificación establece las condiciones bajo las cuales un sistema puede ser aprobado para su implementación, definiendo criterios claros de calidad y validación. Este plan se construye a partir de los resultados obtenidos en las pruebas, permitiendo determinar si el </w:t>
+      </w:r>
+      <w:r>
+        <w:rPr>
+          <w:rStyle w:val="Extranjerismo"/>
+        </w:rPr>
+        <w:t>software</w:t>
+      </w:r>
+      <w:r>
+        <w:rPr>
+          <w:lang w:eastAsia="es-CO"/>
+        </w:rPr>
+        <w:t xml:space="preserve"> cumple con los requisitos funcionales, de rendimiento y de seguridad definidos.</w:t>
+      </w:r>
+    </w:p>
+    <w:p>
+      <w:pPr>
+        <w:rPr>
+          <w:lang w:eastAsia="es-CO"/>
+        </w:rPr>
+      </w:pPr>
+      <w:r>
+        <w:rPr>
+          <w:lang w:eastAsia="es-CO"/>
+        </w:rPr>
+        <w:t xml:space="preserve">A diferencia de la ejecución de pruebas, la certificación se enfoca en la toma de decisiones, evaluando si el sistema está en condiciones de ser liberado o si requiere </w:t>
       </w:r>
       <w:r>
         <w:rPr>
           <w:lang w:eastAsia="es-CO"/>
         </w:rPr>
         <w:lastRenderedPageBreak/>
-        <w:t xml:space="preserve">sistemas que requieren procesar grandes volúmenes de información o atender múltiples usuarios simultáneamente. </w:t>
-      </w:r>
-    </w:p>
-    <w:p>
-      <w:pPr>
-        <w:rPr>
-          <w:lang w:eastAsia="es-CO"/>
-        </w:rPr>
-      </w:pPr>
-      <w:r>
-        <w:rPr>
-          <w:lang w:eastAsia="es-CO"/>
-        </w:rPr>
-        <w:t xml:space="preserve">La relación entre ejecución, cobertura y rendimiento permite evaluar el sistema de manera integral, considerando tanto el cumplimiento de funcionalidades como su comportamiento bajo condiciones reales. Esta combinación proporciona una visión completa del estado del </w:t>
-      </w:r>
-      <w:r>
-        <w:rPr>
-          <w:rStyle w:val="Extranjerismo"/>
-        </w:rPr>
-        <w:t>software</w:t>
-      </w:r>
-      <w:r>
-        <w:rPr>
-          <w:lang w:eastAsia="es-CO"/>
-        </w:rPr>
-        <w:t>.</w:t>
-      </w:r>
-    </w:p>
-    <w:p>
-      <w:pPr>
-        <w:rPr>
-          <w:lang w:eastAsia="es-CO"/>
-        </w:rPr>
-      </w:pPr>
-      <w:r>
-        <w:rPr>
-          <w:lang w:eastAsia="es-CO"/>
-        </w:rPr>
-        <w:t xml:space="preserve">Estas actividades se integran en procesos automatizados que permiten ejecutar pruebas, medir cobertura y analizar rendimiento de forma continua. Esto mejora la calidad del </w:t>
-      </w:r>
-      <w:r>
-        <w:rPr>
-          <w:rStyle w:val="Extranjerismo"/>
-        </w:rPr>
-        <w:t>software</w:t>
-      </w:r>
-      <w:r>
-        <w:rPr>
-          <w:lang w:eastAsia="es-CO"/>
-        </w:rPr>
-        <w:t xml:space="preserve"> y facilita la detección temprana de problemas.</w:t>
-      </w:r>
-    </w:p>
-    <w:p>
-      <w:pPr>
-        <w:rPr>
-          <w:lang w:eastAsia="es-CO"/>
-        </w:rPr>
-      </w:pPr>
-      <w:r>
-        <w:rPr>
-          <w:lang w:eastAsia="es-CO"/>
-        </w:rPr>
-        <w:t xml:space="preserve">La correcta aplicación de estos elementos permite garantizar que el </w:t>
-      </w:r>
-      <w:r>
-        <w:rPr>
-          <w:rStyle w:val="Extranjerismo"/>
-        </w:rPr>
-        <w:t>software</w:t>
-      </w:r>
-      <w:r>
-        <w:rPr>
-          <w:lang w:eastAsia="es-CO"/>
-        </w:rPr>
-        <w:t xml:space="preserve"> no solo cumpla con los requisitos, sino que también funcione de manera eficiente y estable, asegurando su calidad antes de su implementación.</w:t>
-      </w:r>
-    </w:p>
-    <w:p>
-      <w:pPr>
-        <w:rPr>
-          <w:lang w:eastAsia="es-CO"/>
-        </w:rPr>
-      </w:pPr>
-    </w:p>
-    <w:p>
-      <w:pPr>
-        <w:pStyle w:val="Ttulo2"/>
-      </w:pPr>
-      <w:bookmarkStart w:id="48" w:name="_Toc230288431"/>
-      <w:r>
-        <w:t>Plan</w:t>
-      </w:r>
-      <w:r>
-        <w:t xml:space="preserve"> de certificación y gestión de incidencias</w:t>
-      </w:r>
-      <w:bookmarkEnd w:id="48"/>
-    </w:p>
-    <w:p>
-      <w:pPr>
-        <w:rPr>
-          <w:lang w:eastAsia="es-CO"/>
-        </w:rPr>
-      </w:pPr>
-      <w:r>
-        <w:rPr>
-          <w:lang w:eastAsia="es-CO"/>
-        </w:rPr>
-        <w:t>El</w:t>
-      </w:r>
-      <w:r>
-        <w:rPr>
-          <w:lang w:eastAsia="es-CO"/>
-        </w:rPr>
-        <w:t xml:space="preserve"> plan de certificación establece las condiciones bajo las cuales un sistema puede ser aprobado para su implementación, definiendo criterios claros de calidad y validación. Este plan se construye a partir de los resultados obtenidos en las pruebas, permitiendo determinar si el </w:t>
-      </w:r>
-      <w:r>
-        <w:rPr>
-          <w:rStyle w:val="Extranjerismo"/>
-        </w:rPr>
-        <w:t>software</w:t>
-      </w:r>
-      <w:r>
-        <w:rPr>
-          <w:lang w:eastAsia="es-CO"/>
-        </w:rPr>
-        <w:t xml:space="preserve"> cumple con los requisitos funcionales, de rendimiento y de seguridad definidos.</w:t>
-      </w:r>
-    </w:p>
-    <w:p>
-      <w:pPr>
-        <w:rPr>
-          <w:lang w:eastAsia="es-CO"/>
-        </w:rPr>
-      </w:pPr>
-      <w:r>
-        <w:rPr>
-          <w:lang w:eastAsia="es-CO"/>
-        </w:rPr>
-        <w:t>A diferencia de la ejecución de pruebas, la certificación se enfoca en la toma de decisiones, evaluando si el sistema está en condiciones de ser liberado o si requiere ajustes adicionales. Este proceso implica analizar la información disponible y verificar que los criterios establecidos han sido cumplidos.</w:t>
-      </w:r>
-    </w:p>
-    <w:p>
-      <w:pPr>
-        <w:rPr>
-          <w:lang w:eastAsia="es-CO"/>
-        </w:rPr>
-      </w:pPr>
-      <w:r>
-        <w:rPr>
-          <w:lang w:eastAsia="es-CO"/>
-        </w:rPr>
-        <w:lastRenderedPageBreak/>
+        <w:t>ajustes adicionales. Este proceso implica analizar la información disponible y verificar que los criterios establecidos han sido cumplidos.</w:t>
+      </w:r>
+    </w:p>
+    <w:p>
+      <w:pPr>
+        <w:rPr>
+          <w:lang w:eastAsia="es-CO"/>
+        </w:rPr>
+      </w:pPr>
+      <w:r>
+        <w:rPr>
+          <w:lang w:eastAsia="es-CO"/>
+        </w:rPr>
         <w:t xml:space="preserve">El plan de certificación define los elementos necesarios para realizar esta validación, incluyendo criterios de aceptación, evidencias requeridas y condiciones mínimas que debe cumplir el sistema. Esto permite asegurar que la decisión de liberar el </w:t>
       </w:r>
       <w:r>
@@ -14454,6 +14479,7 @@
         <w:rPr>
           <w:lang w:eastAsia="es-CO"/>
         </w:rPr>
+        <w:lastRenderedPageBreak/>
         <w:t xml:space="preserve">La relación entre el plan de certificación y la gestión de incidencias es directa, ya que la decisión de aprobar el </w:t>
       </w:r>
       <w:r>
@@ -14466,14 +14492,7 @@
         <w:rPr>
           <w:lang w:eastAsia="es-CO"/>
         </w:rPr>
-        <w:t xml:space="preserve"> depende del estado de los errores </w:t>
-      </w:r>
-      <w:r>
-        <w:rPr>
-          <w:lang w:eastAsia="es-CO"/>
-        </w:rPr>
-        <w:lastRenderedPageBreak/>
-        <w:t>identificados. Un sistema no debe ser certificado si existen incidencias críticas sin resolver, ya que esto puede comprometer su funcionamiento.</w:t>
+        <w:t xml:space="preserve"> depende del estado de los errores identificados. Un sistema no debe ser certificado si existen incidencias críticas sin resolver, ya que esto puede comprometer su funcionamiento.</w:t>
       </w:r>
     </w:p>
     <w:p>
@@ -14643,14 +14662,14 @@
         <w:rPr>
           <w:lang w:eastAsia="es-CO"/>
         </w:rPr>
-        <w:t xml:space="preserve"> se orienta a optimizar de manera progresiva la calidad del sistema y la eficiencia de las actividades de validación. Este enfoque no se limita a corregir errores detectados, sino que implica </w:t>
+        <w:t xml:space="preserve"> se orienta a optimizar de manera progresiva la calidad del sistema y la eficiencia de las actividades de </w:t>
       </w:r>
       <w:r>
         <w:rPr>
           <w:lang w:eastAsia="es-CO"/>
         </w:rPr>
         <w:lastRenderedPageBreak/>
-        <w:t>analizar los resultados obtenidos, identificar patrones y aplicar ajustes que fortalezcan tanto el producto como el proceso.</w:t>
+        <w:t>validación. Este enfoque no se limita a corregir errores detectados, sino que implica analizar los resultados obtenidos, identificar patrones y aplicar ajustes que fortalezcan tanto el producto como el proceso.</w:t>
       </w:r>
     </w:p>
     <w:p>
@@ -16901,6 +16920,7 @@
     </w:p>
     <w:p>
       <w:pPr>
+        <w:ind w:firstLine="0"/>
         <w:rPr>
           <w:lang w:eastAsia="es-CO"/>
         </w:rPr>
@@ -16912,9 +16932,9 @@
           <w:lang w:val="es-ES_tradnl"/>
         </w:rPr>
         <w:drawing>
-          <wp:inline distT="0" distB="0" distL="0" distR="0" wp14:anchorId="6EC052C4" wp14:editId="44DF3588">
-            <wp:extent cx="5865663" cy="3396343"/>
-            <wp:effectExtent l="0" t="0" r="1905" b="0"/>
+          <wp:inline distT="0" distB="0" distL="0" distR="0" wp14:anchorId="6EC052C4" wp14:editId="740A67C2">
+            <wp:extent cx="6329238" cy="3664763"/>
+            <wp:effectExtent l="0" t="0" r="0" b="0"/>
             <wp:docPr id="24" name="Gráfico 24" descr="En la síntesis se presenta un mapa conceptual que organiza de forma progresiva el proceso de desarrollo y pruebas de software. Inicia con las metodologías de desarrollo, continúa con los fundamentos y la planificación de las pruebas, e integra las herramientas y la gestión del proceso. Finalmente, relaciona la ejecución, certificación y mejora continua con los informes, la trazabilidad y la automatización, mostrando cómo estos elementos se articulan para garantizar la calidad y evolución del software."/>
             <wp:cNvGraphicFramePr>
               <a:graphicFrameLocks xmlns:a="http://schemas.openxmlformats.org/drawingml/2006/main" noChangeAspect="1"/>
@@ -16941,7 +16961,7 @@
                   <pic:spPr>
                     <a:xfrm>
                       <a:off x="0" y="0"/>
-                      <a:ext cx="5891781" cy="3411466"/>
+                      <a:ext cx="6365909" cy="3685996"/>
                     </a:xfrm>
                     <a:prstGeom prst="rect">
                       <a:avLst/>
@@ -18300,7 +18320,7 @@
               <w:pStyle w:val="TextoTablas"/>
             </w:pPr>
             <w:r>
-              <w:t>José Jaime Luis Tang Pinzón</w:t>
+              <w:t>Francisco José Vásquez Suárez</w:t>
             </w:r>
           </w:p>
         </w:tc>
@@ -18313,7 +18333,16 @@
               <w:pStyle w:val="TextoTablas"/>
             </w:pPr>
             <w:r>
-              <w:t>Diseñador de contenidos digitales</w:t>
+              <w:t xml:space="preserve">Desarrollador </w:t>
+            </w:r>
+            <w:r>
+              <w:rPr>
+                <w:rStyle w:val="Extranjerismo"/>
+              </w:rPr>
+              <w:t>full stack</w:t>
+            </w:r>
+            <w:r>
+              <w:t xml:space="preserve"> </w:t>
             </w:r>
           </w:p>
         </w:tc>
@@ -18344,7 +18373,7 @@
               <w:pStyle w:val="TextoTablas"/>
             </w:pPr>
             <w:r>
-              <w:t>Francisco José Vásquez Suárez</w:t>
+              <w:t>José Jaime Luis Tang Pinzón</w:t>
             </w:r>
           </w:p>
         </w:tc>
@@ -18357,20 +18386,7 @@
               <w:pStyle w:val="TextoTablas"/>
             </w:pPr>
             <w:r>
-              <w:t xml:space="preserve">Desarrollador </w:t>
-            </w:r>
-            <w:r>
-              <w:rPr>
-                <w:rStyle w:val="Extranjerismo"/>
-              </w:rPr>
-              <w:t>full stack</w:t>
-            </w:r>
-            <w:r>
-              <w:rPr>
-                <w:spacing w:val="20"/>
-                <w:lang w:val="en-US"/>
-              </w:rPr>
-              <w:t> </w:t>
+              <w:t>Diseñador de contenidos digitales</w:t>
             </w:r>
           </w:p>
         </w:tc>
@@ -22705,8 +22721,8 @@
   <w:abstractNum w:abstractNumId="35" w15:restartNumberingAfterBreak="0">
     <w:nsid w:val="743558E5"/>
     <w:multiLevelType w:val="hybridMultilevel"/>
-    <w:tmpl w:val="8D0A3D4C"/>
-    <w:lvl w:ilvl="0" w:tplc="018821D4">
+    <w:tmpl w:val="5A421C90"/>
+    <w:lvl w:ilvl="0" w:tplc="41804C02">
       <w:start w:val="1"/>
       <w:numFmt w:val="decimal"/>
       <w:pStyle w:val="Figura"/>
@@ -24448,7 +24464,7 @@
     <w:link w:val="FiguraCar"/>
     <w:autoRedefine/>
     <w:qFormat/>
-    <w:rsid w:val="00C5020B"/>
+    <w:rsid w:val="00C12566"/>
     <w:pPr>
       <w:numPr>
         <w:numId w:val="6"/>
@@ -24456,6 +24472,7 @@
       <w:tabs>
         <w:tab w:val="left" w:pos="1134"/>
       </w:tabs>
+      <w:ind w:hanging="1080"/>
     </w:pPr>
     <w:rPr>
       <w:rFonts w:cs="Times New Roman (Cuerpo en alfa"/>
@@ -24470,7 +24487,7 @@
     <w:name w:val="Figura Car"/>
     <w:basedOn w:val="Fuentedeprrafopredeter"/>
     <w:link w:val="Figura"/>
-    <w:rsid w:val="00C5020B"/>
+    <w:rsid w:val="00C12566"/>
     <w:rPr>
       <w:rFonts w:cs="Times New Roman (Cuerpo en alfa"/>
       <w:bCs/>
@@ -25717,13 +25734,13 @@
 </file>
 
 <file path=customXml/itemProps2.xml><?xml version="1.0" encoding="utf-8"?>
-<ds:datastoreItem xmlns:ds="http://schemas.openxmlformats.org/officeDocument/2006/customXml" ds:itemID="{BFDCA647-F859-4F6F-8219-C83BB909D4C7}"/>
+<ds:datastoreItem xmlns:ds="http://schemas.openxmlformats.org/officeDocument/2006/customXml" ds:itemID="{D63DA2C7-189C-4CB1-89B6-9671FDB9EA65}"/>
 </file>
 
 <file path=customXml/itemProps3.xml><?xml version="1.0" encoding="utf-8"?>
-<ds:datastoreItem xmlns:ds="http://schemas.openxmlformats.org/officeDocument/2006/customXml" ds:itemID="{FBAC5C7E-891C-4421-AC84-573A2211B472}"/>
+<ds:datastoreItem xmlns:ds="http://schemas.openxmlformats.org/officeDocument/2006/customXml" ds:itemID="{85351089-1D6B-4CED-9494-304CC194A8D0}"/>
 </file>
 
 <file path=customXml/itemProps4.xml><?xml version="1.0" encoding="utf-8"?>
-<ds:datastoreItem xmlns:ds="http://schemas.openxmlformats.org/officeDocument/2006/customXml" ds:itemID="{C20F54B4-6E36-4A57-8A63-E8F323DA073A}"/>
+<ds:datastoreItem xmlns:ds="http://schemas.openxmlformats.org/officeDocument/2006/customXml" ds:itemID="{F63A7D75-D16D-433B-958B-ACD421AD9DC8}"/>
 </file>
--- a/fuentes/228144_CF10_DU.docx
+++ b/fuentes/228144_CF10_DU.docx
@@ -8474,7 +8474,7 @@
         <w:rPr>
           <w:lang w:eastAsia="es-CO"/>
         </w:rPr>
-        <w:t xml:space="preserve">Los componentes de la planificación de </w:t>
+        <w:t xml:space="preserve">Los componentes de la planificación </w:t>
       </w:r>
       <w:r>
         <w:rPr>
@@ -9398,21 +9398,7 @@
         <w:rPr>
           <w:lang w:eastAsia="es-CO"/>
         </w:rPr>
-        <w:t xml:space="preserve">orresponde al equipo de personas encargadas del diseño, ejecución y análisis de las pruebas. Incluye </w:t>
-      </w:r>
-      <w:proofErr w:type="spellStart"/>
-      <w:r>
-        <w:rPr>
-          <w:lang w:eastAsia="es-CO"/>
-        </w:rPr>
-        <w:t>testers</w:t>
-      </w:r>
-      <w:proofErr w:type="spellEnd"/>
-      <w:r>
-        <w:rPr>
-          <w:lang w:eastAsia="es-CO"/>
-        </w:rPr>
-        <w:t xml:space="preserve">, desarrolladores y líderes técnicos que interpretan los resultados, detectan fallos y proponen mejoras para asegurar la calidad del </w:t>
+        <w:t xml:space="preserve">orresponde al equipo de personas encargadas del diseño, ejecución y análisis de las pruebas. Incluye testers, desarrolladores y líderes técnicos que interpretan los resultados, detectan fallos y proponen mejoras para asegurar la calidad del </w:t>
       </w:r>
       <w:r>
         <w:rPr>
@@ -9464,21 +9450,7 @@
         <w:rPr>
           <w:lang w:eastAsia="es-CO"/>
         </w:rPr>
-        <w:t xml:space="preserve">barca las herramientas de automatización, gestión y seguimiento de pruebas, como </w:t>
-      </w:r>
-      <w:proofErr w:type="spellStart"/>
-      <w:r>
-        <w:rPr>
-          <w:lang w:eastAsia="es-CO"/>
-        </w:rPr>
-        <w:t>frameworks</w:t>
-      </w:r>
-      <w:proofErr w:type="spellEnd"/>
-      <w:r>
-        <w:rPr>
-          <w:lang w:eastAsia="es-CO"/>
-        </w:rPr>
-        <w:t>, sistemas de control de incidencias y plataformas de integración continua. Su función es optimizar los procesos, reducir errores repetitivos y mejorar la eficiencia del ciclo de pruebas.</w:t>
+        <w:t>barca las herramientas de automatización, gestión y seguimiento de pruebas, como frameworks, sistemas de control de incidencias y plataformas de integración continua. Su función es optimizar los procesos, reducir errores repetitivos y mejorar la eficiencia del ciclo de pruebas.</w:t>
       </w:r>
     </w:p>
     <w:p>
@@ -10599,35 +10571,7 @@
         <w:rPr>
           <w:lang w:eastAsia="es-CO"/>
         </w:rPr>
-        <w:t>El enfoque TDD (Test-</w:t>
-      </w:r>
-      <w:proofErr w:type="spellStart"/>
-      <w:r>
-        <w:rPr>
-          <w:lang w:eastAsia="es-CO"/>
-        </w:rPr>
-        <w:t>Driven</w:t>
-      </w:r>
-      <w:proofErr w:type="spellEnd"/>
-      <w:r>
-        <w:rPr>
-          <w:lang w:eastAsia="es-CO"/>
-        </w:rPr>
-        <w:t xml:space="preserve"> </w:t>
-      </w:r>
-      <w:proofErr w:type="spellStart"/>
-      <w:r>
-        <w:rPr>
-          <w:lang w:eastAsia="es-CO"/>
-        </w:rPr>
-        <w:t>Development</w:t>
-      </w:r>
-      <w:proofErr w:type="spellEnd"/>
-      <w:r>
-        <w:rPr>
-          <w:lang w:eastAsia="es-CO"/>
-        </w:rPr>
-        <w:t>) plantea una forma de desarrollo en la cual las pruebas se diseñan antes de escribir el código, estableciendo un ciclo de trabajo orientado a la validación continua. Este enfoque transforma el proceso tradicional, ya que el desarrollo se guía por los resultados esperados definidos en las pruebas, permitiendo construir soluciones alineadas con los requisitos desde el inicio.</w:t>
+        <w:t>El enfoque TDD (Test-Driven Development) plantea una forma de desarrollo en la cual las pruebas se diseñan antes de escribir el código, estableciendo un ciclo de trabajo orientado a la validación continua. Este enfoque transforma el proceso tradicional, ya que el desarrollo se guía por los resultados esperados definidos en las pruebas, permitiendo construir soluciones alineadas con los requisitos desde el inicio.</w:t>
       </w:r>
     </w:p>
     <w:p>
@@ -11392,35 +11336,7 @@
         <w:rPr>
           <w:lang w:eastAsia="es-CO"/>
         </w:rPr>
-        <w:t xml:space="preserve">Las herramientas de automatización permiten ejecutar pruebas repetitivas sin intervención manual, mejorando la eficiencia y reduciendo el tiempo de validación, especialmente en pruebas de regresión. Por su parte, las herramientas de gestión de pruebas facilitan la organización de casos, el registro de resultados y la trazabilidad entre requisitos y evidencias. En este contexto, la herramienta </w:t>
-      </w:r>
-      <w:proofErr w:type="spellStart"/>
-      <w:r>
-        <w:rPr>
-          <w:lang w:eastAsia="es-CO"/>
-        </w:rPr>
-        <w:t>Selenium</w:t>
-      </w:r>
-      <w:proofErr w:type="spellEnd"/>
-      <w:r>
-        <w:rPr>
-          <w:lang w:eastAsia="es-CO"/>
-        </w:rPr>
-        <w:t xml:space="preserve"> se utiliza para la automatización de pruebas, JIRA para la gestión de incidencias, </w:t>
-      </w:r>
-      <w:proofErr w:type="spellStart"/>
-      <w:r>
-        <w:rPr>
-          <w:lang w:eastAsia="es-CO"/>
-        </w:rPr>
-        <w:t>TestRail</w:t>
-      </w:r>
-      <w:proofErr w:type="spellEnd"/>
-      <w:r>
-        <w:rPr>
-          <w:lang w:eastAsia="es-CO"/>
-        </w:rPr>
-        <w:t xml:space="preserve"> para la administración de casos de prueba y Jenkins para la integración continua dentro del proceso de desarrollo.</w:t>
+        <w:t>Las herramientas de automatización permiten ejecutar pruebas repetitivas sin intervención manual, mejorando la eficiencia y reduciendo el tiempo de validación, especialmente en pruebas de regresión. Por su parte, las herramientas de gestión de pruebas facilitan la organización de casos, el registro de resultados y la trazabilidad entre requisitos y evidencias. En este contexto, la herramienta Selenium se utiliza para la automatización de pruebas, JIRA para la gestión de incidencias, TestRail para la administración de casos de prueba y Jenkins para la integración continua dentro del proceso de desarrollo.</w:t>
       </w:r>
     </w:p>
     <w:p>
@@ -17290,63 +17206,70 @@
         <w:rPr>
           <w:lang w:val="es-MX" w:eastAsia="es-CO"/>
         </w:rPr>
-        <w:t xml:space="preserve">Beck, K. (2003). Test </w:t>
-      </w:r>
-      <w:proofErr w:type="spellStart"/>
-      <w:r>
+        <w:t>Beck, K. (2003). Test Driven Development: By Example. Addison-Wesley.</w:t>
+      </w:r>
+    </w:p>
+    <w:p>
+      <w:pPr>
         <w:rPr>
           <w:lang w:val="es-MX" w:eastAsia="es-CO"/>
         </w:rPr>
-        <w:t>Driven</w:t>
-      </w:r>
-      <w:proofErr w:type="spellEnd"/>
+      </w:pPr>
       <w:r>
         <w:rPr>
           <w:lang w:val="es-MX" w:eastAsia="es-CO"/>
         </w:rPr>
-        <w:t xml:space="preserve"> </w:t>
-      </w:r>
-      <w:proofErr w:type="spellStart"/>
+        <w:t xml:space="preserve">Black, R., van Veenendaal, E. &amp; Graham, D. (2018). Foundations of </w:t>
+      </w:r>
+      <w:r>
+        <w:rPr>
+          <w:rStyle w:val="Extranjerismo"/>
+        </w:rPr>
+        <w:t>Software</w:t>
+      </w:r>
       <w:r>
         <w:rPr>
           <w:lang w:val="es-MX" w:eastAsia="es-CO"/>
         </w:rPr>
-        <w:t>Development</w:t>
-      </w:r>
-      <w:proofErr w:type="spellEnd"/>
-      <w:r>
+        <w:t xml:space="preserve"> Testing: ISTQB Certification (4th ed.). Cengage Learning.</w:t>
+      </w:r>
+    </w:p>
+    <w:p>
+      <w:pPr>
         <w:rPr>
           <w:lang w:val="es-MX" w:eastAsia="es-CO"/>
         </w:rPr>
-        <w:t xml:space="preserve">: </w:t>
-      </w:r>
-      <w:proofErr w:type="spellStart"/>
+      </w:pPr>
       <w:r>
         <w:rPr>
           <w:lang w:val="es-MX" w:eastAsia="es-CO"/>
         </w:rPr>
-        <w:t>By</w:t>
-      </w:r>
-      <w:proofErr w:type="spellEnd"/>
-      <w:r>
+        <w:t>Chacon, S. &amp; Straub, B. (2014). Pro Git (2nd ed.). Apress.</w:t>
+      </w:r>
+    </w:p>
+    <w:p>
+      <w:pPr>
         <w:rPr>
           <w:lang w:val="es-MX" w:eastAsia="es-CO"/>
         </w:rPr>
-        <w:t xml:space="preserve"> </w:t>
-      </w:r>
-      <w:proofErr w:type="spellStart"/>
+      </w:pPr>
       <w:r>
         <w:rPr>
           <w:lang w:val="es-MX" w:eastAsia="es-CO"/>
         </w:rPr>
-        <w:t>Example</w:t>
-      </w:r>
-      <w:proofErr w:type="spellEnd"/>
+        <w:t xml:space="preserve">Forsgren, N., Humble, J. &amp; Kim, G. (2018). Accelerate: The Science of Lean </w:t>
+      </w:r>
+      <w:r>
+        <w:rPr>
+          <w:rStyle w:val="Extranjerismo"/>
+        </w:rPr>
+        <w:t>Software</w:t>
+      </w:r>
       <w:r>
         <w:rPr>
           <w:lang w:val="es-MX" w:eastAsia="es-CO"/>
         </w:rPr>
-        <w:t>. Addison-Wesley.</w:t>
+        <w:t xml:space="preserve"> and DevOps. IT Revolution Press.</w:t>
       </w:r>
     </w:p>
     <w:p>
@@ -17359,49 +17282,57 @@
         <w:rPr>
           <w:lang w:val="es-MX" w:eastAsia="es-CO"/>
         </w:rPr>
-        <w:t xml:space="preserve">Black, R., van </w:t>
-      </w:r>
-      <w:proofErr w:type="spellStart"/>
+        <w:t xml:space="preserve">Humble, J. &amp; Farley, D. (2010). Continuous Delivery: Reliable </w:t>
+      </w:r>
+      <w:r>
+        <w:rPr>
+          <w:rStyle w:val="Extranjerismo"/>
+        </w:rPr>
+        <w:t>Software</w:t>
+      </w:r>
       <w:r>
         <w:rPr>
           <w:lang w:val="es-MX" w:eastAsia="es-CO"/>
         </w:rPr>
-        <w:t>Veenendaal</w:t>
-      </w:r>
-      <w:proofErr w:type="spellEnd"/>
-      <w:r>
+        <w:t xml:space="preserve"> Releases through Build, Test, and Deployment Automation. Addison-Wesley.</w:t>
+      </w:r>
+    </w:p>
+    <w:p>
+      <w:pPr>
         <w:rPr>
           <w:lang w:val="es-MX" w:eastAsia="es-CO"/>
         </w:rPr>
-        <w:t xml:space="preserve">, E. &amp; Graham, D. (2018). </w:t>
-      </w:r>
-      <w:proofErr w:type="spellStart"/>
+      </w:pPr>
       <w:r>
         <w:rPr>
           <w:lang w:val="es-MX" w:eastAsia="es-CO"/>
         </w:rPr>
-        <w:t>Foundations</w:t>
-      </w:r>
-      <w:proofErr w:type="spellEnd"/>
+        <w:t xml:space="preserve">Schwaber, K. &amp; Beedle, M. (2002). Agile </w:t>
+      </w:r>
+      <w:r>
+        <w:rPr>
+          <w:rStyle w:val="Extranjerismo"/>
+        </w:rPr>
+        <w:t>Software</w:t>
+      </w:r>
       <w:r>
         <w:rPr>
           <w:lang w:val="es-MX" w:eastAsia="es-CO"/>
         </w:rPr>
-        <w:t xml:space="preserve"> </w:t>
-      </w:r>
-      <w:proofErr w:type="spellStart"/>
-      <w:r>
+        <w:t xml:space="preserve"> Development with Scrum. Prentice Hall.</w:t>
+      </w:r>
+    </w:p>
+    <w:p>
+      <w:pPr>
         <w:rPr>
           <w:lang w:val="es-MX" w:eastAsia="es-CO"/>
         </w:rPr>
-        <w:t>of</w:t>
-      </w:r>
-      <w:proofErr w:type="spellEnd"/>
+      </w:pPr>
       <w:r>
         <w:rPr>
           <w:lang w:val="es-MX" w:eastAsia="es-CO"/>
         </w:rPr>
-        <w:t xml:space="preserve"> </w:t>
+        <w:t xml:space="preserve">Sommerville, I. (2016). </w:t>
       </w:r>
       <w:r>
         <w:rPr>
@@ -17413,675 +17344,32 @@
         <w:rPr>
           <w:lang w:val="es-MX" w:eastAsia="es-CO"/>
         </w:rPr>
-        <w:t xml:space="preserve"> </w:t>
-      </w:r>
-      <w:proofErr w:type="spellStart"/>
-      <w:r>
+        <w:t xml:space="preserve"> Engineering (10th ed.). Pearson.</w:t>
+      </w:r>
+    </w:p>
+    <w:p>
+      <w:pPr>
         <w:rPr>
           <w:lang w:val="es-MX" w:eastAsia="es-CO"/>
         </w:rPr>
-        <w:t>Testing</w:t>
-      </w:r>
-      <w:proofErr w:type="spellEnd"/>
+      </w:pPr>
       <w:r>
         <w:rPr>
           <w:lang w:val="es-MX" w:eastAsia="es-CO"/>
         </w:rPr>
-        <w:t xml:space="preserve">: ISTQB </w:t>
-      </w:r>
-      <w:proofErr w:type="spellStart"/>
+        <w:t xml:space="preserve">Spillner, A., Teschner, T. &amp; Pfahl, D. (2014). </w:t>
+      </w:r>
+      <w:r>
+        <w:rPr>
+          <w:rStyle w:val="Extranjerismo"/>
+        </w:rPr>
+        <w:t>Software</w:t>
+      </w:r>
       <w:r>
         <w:rPr>
           <w:lang w:val="es-MX" w:eastAsia="es-CO"/>
         </w:rPr>
-        <w:t>Certification</w:t>
-      </w:r>
-      <w:proofErr w:type="spellEnd"/>
-      <w:r>
-        <w:rPr>
-          <w:lang w:val="es-MX" w:eastAsia="es-CO"/>
-        </w:rPr>
-        <w:t xml:space="preserve"> (4th ed.). Cengage </w:t>
-      </w:r>
-      <w:proofErr w:type="spellStart"/>
-      <w:r>
-        <w:rPr>
-          <w:lang w:val="es-MX" w:eastAsia="es-CO"/>
-        </w:rPr>
-        <w:t>Learning</w:t>
-      </w:r>
-      <w:proofErr w:type="spellEnd"/>
-      <w:r>
-        <w:rPr>
-          <w:lang w:val="es-MX" w:eastAsia="es-CO"/>
-        </w:rPr>
-        <w:t>.</w:t>
-      </w:r>
-    </w:p>
-    <w:p>
-      <w:pPr>
-        <w:rPr>
-          <w:lang w:val="es-MX" w:eastAsia="es-CO"/>
-        </w:rPr>
-      </w:pPr>
-      <w:proofErr w:type="spellStart"/>
-      <w:r>
-        <w:rPr>
-          <w:lang w:val="es-MX" w:eastAsia="es-CO"/>
-        </w:rPr>
-        <w:t>Chacon</w:t>
-      </w:r>
-      <w:proofErr w:type="spellEnd"/>
-      <w:r>
-        <w:rPr>
-          <w:lang w:val="es-MX" w:eastAsia="es-CO"/>
-        </w:rPr>
-        <w:t xml:space="preserve">, S. &amp; Straub, B. (2014). Pro Git (2nd ed.). </w:t>
-      </w:r>
-      <w:proofErr w:type="spellStart"/>
-      <w:r>
-        <w:rPr>
-          <w:lang w:val="es-MX" w:eastAsia="es-CO"/>
-        </w:rPr>
-        <w:t>Apress</w:t>
-      </w:r>
-      <w:proofErr w:type="spellEnd"/>
-      <w:r>
-        <w:rPr>
-          <w:lang w:val="es-MX" w:eastAsia="es-CO"/>
-        </w:rPr>
-        <w:t>.</w:t>
-      </w:r>
-    </w:p>
-    <w:p>
-      <w:pPr>
-        <w:rPr>
-          <w:lang w:val="es-MX" w:eastAsia="es-CO"/>
-        </w:rPr>
-      </w:pPr>
-      <w:proofErr w:type="spellStart"/>
-      <w:r>
-        <w:rPr>
-          <w:lang w:val="es-MX" w:eastAsia="es-CO"/>
-        </w:rPr>
-        <w:t>Forsgren</w:t>
-      </w:r>
-      <w:proofErr w:type="spellEnd"/>
-      <w:r>
-        <w:rPr>
-          <w:lang w:val="es-MX" w:eastAsia="es-CO"/>
-        </w:rPr>
-        <w:t xml:space="preserve">, N., </w:t>
-      </w:r>
-      <w:proofErr w:type="spellStart"/>
-      <w:r>
-        <w:rPr>
-          <w:lang w:val="es-MX" w:eastAsia="es-CO"/>
-        </w:rPr>
-        <w:t>Humble</w:t>
-      </w:r>
-      <w:proofErr w:type="spellEnd"/>
-      <w:r>
-        <w:rPr>
-          <w:lang w:val="es-MX" w:eastAsia="es-CO"/>
-        </w:rPr>
-        <w:t xml:space="preserve">, J. &amp; Kim, G. (2018). </w:t>
-      </w:r>
-      <w:proofErr w:type="spellStart"/>
-      <w:r>
-        <w:rPr>
-          <w:lang w:val="es-MX" w:eastAsia="es-CO"/>
-        </w:rPr>
-        <w:t>Accelerate</w:t>
-      </w:r>
-      <w:proofErr w:type="spellEnd"/>
-      <w:r>
-        <w:rPr>
-          <w:lang w:val="es-MX" w:eastAsia="es-CO"/>
-        </w:rPr>
-        <w:t xml:space="preserve">: </w:t>
-      </w:r>
-      <w:proofErr w:type="spellStart"/>
-      <w:r>
-        <w:rPr>
-          <w:lang w:val="es-MX" w:eastAsia="es-CO"/>
-        </w:rPr>
-        <w:t>The</w:t>
-      </w:r>
-      <w:proofErr w:type="spellEnd"/>
-      <w:r>
-        <w:rPr>
-          <w:lang w:val="es-MX" w:eastAsia="es-CO"/>
-        </w:rPr>
-        <w:t xml:space="preserve"> </w:t>
-      </w:r>
-      <w:proofErr w:type="spellStart"/>
-      <w:r>
-        <w:rPr>
-          <w:lang w:val="es-MX" w:eastAsia="es-CO"/>
-        </w:rPr>
-        <w:t>Science</w:t>
-      </w:r>
-      <w:proofErr w:type="spellEnd"/>
-      <w:r>
-        <w:rPr>
-          <w:lang w:val="es-MX" w:eastAsia="es-CO"/>
-        </w:rPr>
-        <w:t xml:space="preserve"> </w:t>
-      </w:r>
-      <w:proofErr w:type="spellStart"/>
-      <w:r>
-        <w:rPr>
-          <w:lang w:val="es-MX" w:eastAsia="es-CO"/>
-        </w:rPr>
-        <w:t>of</w:t>
-      </w:r>
-      <w:proofErr w:type="spellEnd"/>
-      <w:r>
-        <w:rPr>
-          <w:lang w:val="es-MX" w:eastAsia="es-CO"/>
-        </w:rPr>
-        <w:t xml:space="preserve"> Lean </w:t>
-      </w:r>
-      <w:r>
-        <w:rPr>
-          <w:rStyle w:val="Extranjerismo"/>
-        </w:rPr>
-        <w:t>Software</w:t>
-      </w:r>
-      <w:r>
-        <w:rPr>
-          <w:lang w:val="es-MX" w:eastAsia="es-CO"/>
-        </w:rPr>
-        <w:t xml:space="preserve"> and DevOps. IT </w:t>
-      </w:r>
-      <w:proofErr w:type="spellStart"/>
-      <w:r>
-        <w:rPr>
-          <w:lang w:val="es-MX" w:eastAsia="es-CO"/>
-        </w:rPr>
-        <w:t>Revolution</w:t>
-      </w:r>
-      <w:proofErr w:type="spellEnd"/>
-      <w:r>
-        <w:rPr>
-          <w:lang w:val="es-MX" w:eastAsia="es-CO"/>
-        </w:rPr>
-        <w:t xml:space="preserve"> </w:t>
-      </w:r>
-      <w:proofErr w:type="spellStart"/>
-      <w:r>
-        <w:rPr>
-          <w:lang w:val="es-MX" w:eastAsia="es-CO"/>
-        </w:rPr>
-        <w:t>Press</w:t>
-      </w:r>
-      <w:proofErr w:type="spellEnd"/>
-      <w:r>
-        <w:rPr>
-          <w:lang w:val="es-MX" w:eastAsia="es-CO"/>
-        </w:rPr>
-        <w:t>.</w:t>
-      </w:r>
-    </w:p>
-    <w:p>
-      <w:pPr>
-        <w:rPr>
-          <w:lang w:val="es-MX" w:eastAsia="es-CO"/>
-        </w:rPr>
-      </w:pPr>
-      <w:proofErr w:type="spellStart"/>
-      <w:r>
-        <w:rPr>
-          <w:lang w:val="es-MX" w:eastAsia="es-CO"/>
-        </w:rPr>
-        <w:t>Humble</w:t>
-      </w:r>
-      <w:proofErr w:type="spellEnd"/>
-      <w:r>
-        <w:rPr>
-          <w:lang w:val="es-MX" w:eastAsia="es-CO"/>
-        </w:rPr>
-        <w:t xml:space="preserve">, J. &amp; </w:t>
-      </w:r>
-      <w:proofErr w:type="spellStart"/>
-      <w:r>
-        <w:rPr>
-          <w:lang w:val="es-MX" w:eastAsia="es-CO"/>
-        </w:rPr>
-        <w:t>Farley</w:t>
-      </w:r>
-      <w:proofErr w:type="spellEnd"/>
-      <w:r>
-        <w:rPr>
-          <w:lang w:val="es-MX" w:eastAsia="es-CO"/>
-        </w:rPr>
-        <w:t xml:space="preserve">, D. (2010). </w:t>
-      </w:r>
-      <w:proofErr w:type="spellStart"/>
-      <w:r>
-        <w:rPr>
-          <w:lang w:val="es-MX" w:eastAsia="es-CO"/>
-        </w:rPr>
-        <w:t>Continuous</w:t>
-      </w:r>
-      <w:proofErr w:type="spellEnd"/>
-      <w:r>
-        <w:rPr>
-          <w:lang w:val="es-MX" w:eastAsia="es-CO"/>
-        </w:rPr>
-        <w:t xml:space="preserve"> </w:t>
-      </w:r>
-      <w:proofErr w:type="spellStart"/>
-      <w:r>
-        <w:rPr>
-          <w:lang w:val="es-MX" w:eastAsia="es-CO"/>
-        </w:rPr>
-        <w:t>Delivery</w:t>
-      </w:r>
-      <w:proofErr w:type="spellEnd"/>
-      <w:r>
-        <w:rPr>
-          <w:lang w:val="es-MX" w:eastAsia="es-CO"/>
-        </w:rPr>
-        <w:t xml:space="preserve">: </w:t>
-      </w:r>
-      <w:proofErr w:type="spellStart"/>
-      <w:r>
-        <w:rPr>
-          <w:lang w:val="es-MX" w:eastAsia="es-CO"/>
-        </w:rPr>
-        <w:t>Reliable</w:t>
-      </w:r>
-      <w:proofErr w:type="spellEnd"/>
-      <w:r>
-        <w:rPr>
-          <w:lang w:val="es-MX" w:eastAsia="es-CO"/>
-        </w:rPr>
-        <w:t xml:space="preserve"> </w:t>
-      </w:r>
-      <w:r>
-        <w:rPr>
-          <w:rStyle w:val="Extranjerismo"/>
-        </w:rPr>
-        <w:t>Software</w:t>
-      </w:r>
-      <w:r>
-        <w:rPr>
-          <w:lang w:val="es-MX" w:eastAsia="es-CO"/>
-        </w:rPr>
-        <w:t xml:space="preserve"> </w:t>
-      </w:r>
-      <w:proofErr w:type="spellStart"/>
-      <w:r>
-        <w:rPr>
-          <w:lang w:val="es-MX" w:eastAsia="es-CO"/>
-        </w:rPr>
-        <w:t>Releases</w:t>
-      </w:r>
-      <w:proofErr w:type="spellEnd"/>
-      <w:r>
-        <w:rPr>
-          <w:lang w:val="es-MX" w:eastAsia="es-CO"/>
-        </w:rPr>
-        <w:t xml:space="preserve"> </w:t>
-      </w:r>
-      <w:proofErr w:type="spellStart"/>
-      <w:r>
-        <w:rPr>
-          <w:lang w:val="es-MX" w:eastAsia="es-CO"/>
-        </w:rPr>
-        <w:t>through</w:t>
-      </w:r>
-      <w:proofErr w:type="spellEnd"/>
-      <w:r>
-        <w:rPr>
-          <w:lang w:val="es-MX" w:eastAsia="es-CO"/>
-        </w:rPr>
-        <w:t xml:space="preserve"> </w:t>
-      </w:r>
-      <w:proofErr w:type="spellStart"/>
-      <w:r>
-        <w:rPr>
-          <w:lang w:val="es-MX" w:eastAsia="es-CO"/>
-        </w:rPr>
-        <w:t>Build</w:t>
-      </w:r>
-      <w:proofErr w:type="spellEnd"/>
-      <w:r>
-        <w:rPr>
-          <w:lang w:val="es-MX" w:eastAsia="es-CO"/>
-        </w:rPr>
-        <w:t xml:space="preserve">, Test, and </w:t>
-      </w:r>
-      <w:proofErr w:type="spellStart"/>
-      <w:r>
-        <w:rPr>
-          <w:lang w:val="es-MX" w:eastAsia="es-CO"/>
-        </w:rPr>
-        <w:t>Deployment</w:t>
-      </w:r>
-      <w:proofErr w:type="spellEnd"/>
-      <w:r>
-        <w:rPr>
-          <w:lang w:val="es-MX" w:eastAsia="es-CO"/>
-        </w:rPr>
-        <w:t xml:space="preserve"> </w:t>
-      </w:r>
-      <w:proofErr w:type="spellStart"/>
-      <w:r>
-        <w:rPr>
-          <w:lang w:val="es-MX" w:eastAsia="es-CO"/>
-        </w:rPr>
-        <w:t>Automation</w:t>
-      </w:r>
-      <w:proofErr w:type="spellEnd"/>
-      <w:r>
-        <w:rPr>
-          <w:lang w:val="es-MX" w:eastAsia="es-CO"/>
-        </w:rPr>
-        <w:t>. Addison-Wesley.</w:t>
-      </w:r>
-    </w:p>
-    <w:p>
-      <w:pPr>
-        <w:rPr>
-          <w:lang w:val="es-MX" w:eastAsia="es-CO"/>
-        </w:rPr>
-      </w:pPr>
-      <w:proofErr w:type="spellStart"/>
-      <w:r>
-        <w:rPr>
-          <w:lang w:val="es-MX" w:eastAsia="es-CO"/>
-        </w:rPr>
-        <w:t>Schwaber</w:t>
-      </w:r>
-      <w:proofErr w:type="spellEnd"/>
-      <w:r>
-        <w:rPr>
-          <w:lang w:val="es-MX" w:eastAsia="es-CO"/>
-        </w:rPr>
-        <w:t xml:space="preserve">, K. &amp; </w:t>
-      </w:r>
-      <w:proofErr w:type="spellStart"/>
-      <w:r>
-        <w:rPr>
-          <w:lang w:val="es-MX" w:eastAsia="es-CO"/>
-        </w:rPr>
-        <w:t>Beedle</w:t>
-      </w:r>
-      <w:proofErr w:type="spellEnd"/>
-      <w:r>
-        <w:rPr>
-          <w:lang w:val="es-MX" w:eastAsia="es-CO"/>
-        </w:rPr>
-        <w:t xml:space="preserve">, M. (2002). Agile </w:t>
-      </w:r>
-      <w:r>
-        <w:rPr>
-          <w:rStyle w:val="Extranjerismo"/>
-        </w:rPr>
-        <w:t>Software</w:t>
-      </w:r>
-      <w:r>
-        <w:rPr>
-          <w:lang w:val="es-MX" w:eastAsia="es-CO"/>
-        </w:rPr>
-        <w:t xml:space="preserve"> </w:t>
-      </w:r>
-      <w:proofErr w:type="spellStart"/>
-      <w:r>
-        <w:rPr>
-          <w:lang w:val="es-MX" w:eastAsia="es-CO"/>
-        </w:rPr>
-        <w:t>Development</w:t>
-      </w:r>
-      <w:proofErr w:type="spellEnd"/>
-      <w:r>
-        <w:rPr>
-          <w:lang w:val="es-MX" w:eastAsia="es-CO"/>
-        </w:rPr>
-        <w:t xml:space="preserve"> </w:t>
-      </w:r>
-      <w:proofErr w:type="spellStart"/>
-      <w:r>
-        <w:rPr>
-          <w:lang w:val="es-MX" w:eastAsia="es-CO"/>
-        </w:rPr>
-        <w:t>with</w:t>
-      </w:r>
-      <w:proofErr w:type="spellEnd"/>
-      <w:r>
-        <w:rPr>
-          <w:lang w:val="es-MX" w:eastAsia="es-CO"/>
-        </w:rPr>
-        <w:t xml:space="preserve"> Scrum. Prentice Hall.</w:t>
-      </w:r>
-    </w:p>
-    <w:p>
-      <w:pPr>
-        <w:rPr>
-          <w:lang w:val="es-MX" w:eastAsia="es-CO"/>
-        </w:rPr>
-      </w:pPr>
-      <w:r>
-        <w:rPr>
-          <w:lang w:val="es-MX" w:eastAsia="es-CO"/>
-        </w:rPr>
-        <w:t xml:space="preserve">Sommerville, I. (2016). </w:t>
-      </w:r>
-      <w:r>
-        <w:rPr>
-          <w:rStyle w:val="Extranjerismo"/>
-        </w:rPr>
-        <w:t>Software</w:t>
-      </w:r>
-      <w:r>
-        <w:rPr>
-          <w:lang w:val="es-MX" w:eastAsia="es-CO"/>
-        </w:rPr>
-        <w:t xml:space="preserve"> </w:t>
-      </w:r>
-      <w:proofErr w:type="spellStart"/>
-      <w:r>
-        <w:rPr>
-          <w:lang w:val="es-MX" w:eastAsia="es-CO"/>
-        </w:rPr>
-        <w:t>Engineering</w:t>
-      </w:r>
-      <w:proofErr w:type="spellEnd"/>
-      <w:r>
-        <w:rPr>
-          <w:lang w:val="es-MX" w:eastAsia="es-CO"/>
-        </w:rPr>
-        <w:t xml:space="preserve"> (10th ed.). Pearson.</w:t>
-      </w:r>
-    </w:p>
-    <w:p>
-      <w:pPr>
-        <w:rPr>
-          <w:lang w:val="es-MX" w:eastAsia="es-CO"/>
-        </w:rPr>
-      </w:pPr>
-      <w:proofErr w:type="spellStart"/>
-      <w:r>
-        <w:rPr>
-          <w:lang w:val="es-MX" w:eastAsia="es-CO"/>
-        </w:rPr>
-        <w:t>Spillner</w:t>
-      </w:r>
-      <w:proofErr w:type="spellEnd"/>
-      <w:r>
-        <w:rPr>
-          <w:lang w:val="es-MX" w:eastAsia="es-CO"/>
-        </w:rPr>
-        <w:t xml:space="preserve">, A., </w:t>
-      </w:r>
-      <w:proofErr w:type="spellStart"/>
-      <w:r>
-        <w:rPr>
-          <w:lang w:val="es-MX" w:eastAsia="es-CO"/>
-        </w:rPr>
-        <w:t>Teschner</w:t>
-      </w:r>
-      <w:proofErr w:type="spellEnd"/>
-      <w:r>
-        <w:rPr>
-          <w:lang w:val="es-MX" w:eastAsia="es-CO"/>
-        </w:rPr>
-        <w:t xml:space="preserve">, T. &amp; </w:t>
-      </w:r>
-      <w:proofErr w:type="spellStart"/>
-      <w:r>
-        <w:rPr>
-          <w:lang w:val="es-MX" w:eastAsia="es-CO"/>
-        </w:rPr>
-        <w:t>Pfahl</w:t>
-      </w:r>
-      <w:proofErr w:type="spellEnd"/>
-      <w:r>
-        <w:rPr>
-          <w:lang w:val="es-MX" w:eastAsia="es-CO"/>
-        </w:rPr>
-        <w:t xml:space="preserve">, D. (2014). </w:t>
-      </w:r>
-      <w:r>
-        <w:rPr>
-          <w:rStyle w:val="Extranjerismo"/>
-        </w:rPr>
-        <w:t>Software</w:t>
-      </w:r>
-      <w:r>
-        <w:rPr>
-          <w:lang w:val="es-MX" w:eastAsia="es-CO"/>
-        </w:rPr>
-        <w:t xml:space="preserve"> </w:t>
-      </w:r>
-      <w:proofErr w:type="spellStart"/>
-      <w:r>
-        <w:rPr>
-          <w:lang w:val="es-MX" w:eastAsia="es-CO"/>
-        </w:rPr>
-        <w:t>Testing</w:t>
-      </w:r>
-      <w:proofErr w:type="spellEnd"/>
-      <w:r>
-        <w:rPr>
-          <w:lang w:val="es-MX" w:eastAsia="es-CO"/>
-        </w:rPr>
-        <w:t xml:space="preserve"> </w:t>
-      </w:r>
-      <w:proofErr w:type="spellStart"/>
-      <w:r>
-        <w:rPr>
-          <w:lang w:val="es-MX" w:eastAsia="es-CO"/>
-        </w:rPr>
-        <w:t>Foundations</w:t>
-      </w:r>
-      <w:proofErr w:type="spellEnd"/>
-      <w:r>
-        <w:rPr>
-          <w:lang w:val="es-MX" w:eastAsia="es-CO"/>
-        </w:rPr>
-        <w:t xml:space="preserve">: A </w:t>
-      </w:r>
-      <w:proofErr w:type="spellStart"/>
-      <w:r>
-        <w:rPr>
-          <w:lang w:val="es-MX" w:eastAsia="es-CO"/>
-        </w:rPr>
-        <w:t>Study</w:t>
-      </w:r>
-      <w:proofErr w:type="spellEnd"/>
-      <w:r>
-        <w:rPr>
-          <w:lang w:val="es-MX" w:eastAsia="es-CO"/>
-        </w:rPr>
-        <w:t xml:space="preserve"> Guide </w:t>
-      </w:r>
-      <w:proofErr w:type="spellStart"/>
-      <w:r>
-        <w:rPr>
-          <w:lang w:val="es-MX" w:eastAsia="es-CO"/>
-        </w:rPr>
-        <w:t>for</w:t>
-      </w:r>
-      <w:proofErr w:type="spellEnd"/>
-      <w:r>
-        <w:rPr>
-          <w:lang w:val="es-MX" w:eastAsia="es-CO"/>
-        </w:rPr>
-        <w:t xml:space="preserve"> </w:t>
-      </w:r>
-      <w:proofErr w:type="spellStart"/>
-      <w:r>
-        <w:rPr>
-          <w:lang w:val="es-MX" w:eastAsia="es-CO"/>
-        </w:rPr>
-        <w:t>the</w:t>
-      </w:r>
-      <w:proofErr w:type="spellEnd"/>
-      <w:r>
-        <w:rPr>
-          <w:lang w:val="es-MX" w:eastAsia="es-CO"/>
-        </w:rPr>
-        <w:t xml:space="preserve"> </w:t>
-      </w:r>
-      <w:proofErr w:type="spellStart"/>
-      <w:r>
-        <w:rPr>
-          <w:lang w:val="es-MX" w:eastAsia="es-CO"/>
-        </w:rPr>
-        <w:t>Certified</w:t>
-      </w:r>
-      <w:proofErr w:type="spellEnd"/>
-      <w:r>
-        <w:rPr>
-          <w:lang w:val="es-MX" w:eastAsia="es-CO"/>
-        </w:rPr>
-        <w:t xml:space="preserve"> </w:t>
-      </w:r>
-      <w:proofErr w:type="spellStart"/>
-      <w:r>
-        <w:rPr>
-          <w:lang w:val="es-MX" w:eastAsia="es-CO"/>
-        </w:rPr>
-        <w:t>Tester</w:t>
-      </w:r>
-      <w:proofErr w:type="spellEnd"/>
-      <w:r>
-        <w:rPr>
-          <w:lang w:val="es-MX" w:eastAsia="es-CO"/>
-        </w:rPr>
-        <w:t xml:space="preserve"> </w:t>
-      </w:r>
-      <w:proofErr w:type="spellStart"/>
-      <w:r>
-        <w:rPr>
-          <w:lang w:val="es-MX" w:eastAsia="es-CO"/>
-        </w:rPr>
-        <w:t>Exam</w:t>
-      </w:r>
-      <w:proofErr w:type="spellEnd"/>
-      <w:r>
-        <w:rPr>
-          <w:lang w:val="es-MX" w:eastAsia="es-CO"/>
-        </w:rPr>
-        <w:t xml:space="preserve"> (4th ed.). Rocky </w:t>
-      </w:r>
-      <w:proofErr w:type="spellStart"/>
-      <w:r>
-        <w:rPr>
-          <w:lang w:val="es-MX" w:eastAsia="es-CO"/>
-        </w:rPr>
-        <w:t>Nook</w:t>
-      </w:r>
-      <w:proofErr w:type="spellEnd"/>
-      <w:r>
-        <w:rPr>
-          <w:lang w:val="es-MX" w:eastAsia="es-CO"/>
-        </w:rPr>
-        <w:t>.</w:t>
+        <w:t xml:space="preserve"> Testing Foundations: A Study Guide for the Certified Tester Exam (4th ed.). Rocky Nook.</w:t>
       </w:r>
     </w:p>
     <w:p>
@@ -18227,15 +17515,7 @@
               <w:pStyle w:val="TextoTablas"/>
             </w:pPr>
             <w:r>
-              <w:t xml:space="preserve">Diana Rocío </w:t>
-            </w:r>
-            <w:proofErr w:type="spellStart"/>
-            <w:r>
-              <w:t>Possos</w:t>
-            </w:r>
-            <w:proofErr w:type="spellEnd"/>
-            <w:r>
-              <w:t xml:space="preserve"> Beltrán</w:t>
+              <w:t>Diana Rocío Possos Beltrán</w:t>
             </w:r>
           </w:p>
         </w:tc>
@@ -18414,15 +17694,7 @@
               <w:pStyle w:val="TextoTablas"/>
             </w:pPr>
             <w:r>
-              <w:t xml:space="preserve">Manuel Felipe </w:t>
-            </w:r>
-            <w:proofErr w:type="spellStart"/>
-            <w:r>
-              <w:t>Echavarria</w:t>
-            </w:r>
-            <w:proofErr w:type="spellEnd"/>
-            <w:r>
-              <w:t xml:space="preserve"> Orozco</w:t>
+              <w:t>Manuel Felipe Echavarria Orozco</w:t>
             </w:r>
           </w:p>
         </w:tc>
@@ -18479,13 +17751,8 @@
               <w:pStyle w:val="TextoTablas"/>
             </w:pPr>
             <w:r>
-              <w:t xml:space="preserve">Ernesto Navarro </w:t>
+              <w:t>Ernesto Navarro Jaimes</w:t>
             </w:r>
-            <w:proofErr w:type="spellStart"/>
-            <w:r>
-              <w:t>Jaimes</w:t>
-            </w:r>
-            <w:proofErr w:type="spellEnd"/>
           </w:p>
         </w:tc>
         <w:tc>
@@ -25734,13 +25001,13 @@
 </file>
 
 <file path=customXml/itemProps2.xml><?xml version="1.0" encoding="utf-8"?>
-<ds:datastoreItem xmlns:ds="http://schemas.openxmlformats.org/officeDocument/2006/customXml" ds:itemID="{D63DA2C7-189C-4CB1-89B6-9671FDB9EA65}"/>
+<ds:datastoreItem xmlns:ds="http://schemas.openxmlformats.org/officeDocument/2006/customXml" ds:itemID="{56D82210-BF8D-4BA0-B085-573D70118AD5}"/>
 </file>
 
 <file path=customXml/itemProps3.xml><?xml version="1.0" encoding="utf-8"?>
-<ds:datastoreItem xmlns:ds="http://schemas.openxmlformats.org/officeDocument/2006/customXml" ds:itemID="{85351089-1D6B-4CED-9494-304CC194A8D0}"/>
+<ds:datastoreItem xmlns:ds="http://schemas.openxmlformats.org/officeDocument/2006/customXml" ds:itemID="{721890FA-9BEF-490C-AA0E-FD0ABD77A8F2}"/>
 </file>
 
 <file path=customXml/itemProps4.xml><?xml version="1.0" encoding="utf-8"?>
-<ds:datastoreItem xmlns:ds="http://schemas.openxmlformats.org/officeDocument/2006/customXml" ds:itemID="{F63A7D75-D16D-433B-958B-ACD421AD9DC8}"/>
+<ds:datastoreItem xmlns:ds="http://schemas.openxmlformats.org/officeDocument/2006/customXml" ds:itemID="{740CB5CD-6582-4108-A2EB-D72F6628B1B9}"/>
 </file>